--- a/docs/SCORING.docx
+++ b/docs/SCORING.docx
@@ -83,7 +83,7 @@
       <w:pPr/>
       <w:r>
         <w:rPr/>
-        <w:t xml:space="preserve">Mandatory checks cover conversion, artifact digests, page count, physical MediaBox and CropBox coordinates within 0.25 PDF points, rotation, raster dimensions, the full visible token inventory including duplicate counts, declared font families, and each case's assertions. Physical box coordinates include UserUnit. Marker matching must be unique; ambiguity fails. Current assertions check named regions/page membership and markers sharing a page. Future link, reading order, precise baseline, and perceptual color assertions need explicit implementations and tests; they are not implied by this score.</w:t>
+        <w:t xml:space="preserve">Mandatory checks cover conversion, artifact digests, page count, physical MediaBox and CropBox coordinates within 0.25 PDF points, rotation, raster dimensions, the full visible token inventory including duplicate counts, declared font families, and each case's assertions. Physical box coordinates include UserUnit. Marker matching must be unique; ambiguity fails. Current assertions check named regions/page membership, markers sharing a page, and marker origins relative to the captured reference. The endnote origin uses 0.5-point tolerance and the reference page, so reference providers can use distinct endnote page layouts. Future link, reading order, precise baseline, and perceptual color assertions need explicit implementations and tests; they are not implied by this score.</w:t>
       </w:r>
     </w:p>
     <w:p>

--- a/docs/SCORING.docx
+++ b/docs/SCORING.docx
@@ -83,7 +83,7 @@
       <w:pPr/>
       <w:r>
         <w:rPr/>
-        <w:t xml:space="preserve">Mandatory checks cover conversion, artifact digests, page count, physical MediaBox and CropBox coordinates within 0.25 PDF points, rotation, raster dimensions, the full visible token inventory including duplicate counts, declared font families, and each case's assertions. Physical box coordinates include UserUnit. Marker matching must be unique; ambiguity fails. Current assertions check named regions/page membership, markers sharing a page, and marker origins relative to the captured reference. The endnote origin uses 0.5-point tolerance and the reference page, so reference providers can use distinct endnote page layouts. Future link, reading order, precise baseline, and perceptual color assertions need explicit implementations and tests; they are not implied by this score.</w:t>
+        <w:t xml:space="preserve">Mandatory checks cover conversion, artifact digests, page count, physical MediaBox and CropBox coordinates within 0.25 PDF points, rotation, raster dimensions, the full visible token inventory including duplicate counts, declared font families, and each case's assertions. Physical box coordinates include UserUnit. Marker matching must be unique; ambiguity fails. Region assertion version 2 allows a declared 0.0001-point boundary tolerance for PDF coordinate serialization, about 0.000133 pixels at 96 DPI; version 1 retains exact boundaries. This does not shift or align rasters. Current assertions check named regions/page membership, markers sharing a page, and marker origins relative to the captured reference. The endnote origin uses 0.5-point tolerance and the reference page, so reference providers can use distinct endnote page layouts. Future link, reading order, precise baseline, and perceptual color assertions need explicit implementations and tests; they are not implied by this score.</w:t>
       </w:r>
     </w:p>
     <w:p>

--- a/docs/SCORING.docx
+++ b/docs/SCORING.docx
@@ -83,7 +83,7 @@
       <w:pPr/>
       <w:r>
         <w:rPr/>
-        <w:t xml:space="preserve">Mandatory checks cover conversion, artifact digests, page count, physical MediaBox and CropBox coordinates within 0.25 PDF points, rotation, raster dimensions, the full visible token inventory including duplicate counts, declared font families, and each case's assertions. Physical box coordinates include UserUnit. Marker matching must be unique; ambiguity fails. Region assertion version 2 allows a declared 0.0001-point boundary tolerance for PDF coordinate serialization, about 0.000133 pixels at 96 DPI; version 1 retains exact boundaries. This does not shift or align rasters. Current assertions check named regions/page membership, markers sharing a page, and marker origins relative to the captured reference. The endnote origin uses 0.5-point tolerance and the reference page, so reference providers can use distinct endnote page layouts. Future link, reading order, precise baseline, and perceptual color assertions need explicit implementations and tests; they are not implied by this score.</w:t>
+        <w:t xml:space="preserve">Mandatory checks cover conversion, artifact digests, page count, physical MediaBox and CropBox coordinates within 0.25 PDF points, rotation, raster dimensions, the full visible token inventory including duplicate counts (visible text excludes the invisible Unicode bidirectional formatting controls U+061C, U+200E, U+200F and U+202A–U+202E, U+2066–U+2069; every other character, including letters, punctuation, soft hyphens and zero-width spaces, still counts, and each normalized word keeps its raw extraction as evidence), declared font families, and each case's assertions. Physical box coordinates include UserUnit. Marker matching uses the same visible text and must be unique; ambiguity fails. Region assertion version 2 allows a declared 0.0001-point boundary tolerance for PDF coordinate serialization, about 0.000133 pixels at 96 DPI; version 1 retains exact boundaries. This does not shift or align rasters. Current assertions check named regions/page membership, markers sharing a page, and marker origins relative to the captured reference. The endnote origin uses 0.5-point tolerance and the reference page, so reference providers can use distinct endnote page layouts. Future link, reading order, precise baseline, and perceptual color assertions need explicit implementations and tests; they are not implied by this score.</w:t>
       </w:r>
     </w:p>
     <w:p>

--- a/docs/SCORING.docx
+++ b/docs/SCORING.docx
@@ -31,7 +31,7 @@
       <w:pPr/>
       <w:r>
         <w:rPr/>
-        <w:t xml:space="preserve">Rasterize both PDFs with the same Poppler executable at 96 DPI using their physical CropBox. Compare pixels at their original positions. Do not align, resize, warp, remove content, or mask regions. Rasters with different dimensions fail a mandatory check and score zero.</w:t>
+        <w:t xml:space="preserve">Rasterize both PDFs with the same Poppler executable at 96 DPI using their physical CropBox. Compare pixels at their original positions. Do not align, resize, warp, remove content, or mask regions. Poppler sizes each raster from its own fractional page extent, so two pages whose physical boxes agree within the 0.25-point geometry tolerance can differ by one pixel. When each raster dimension differs by at most one pixel, place both rasters unchanged at their CropBox top-left origin on a white canvas of the larger width and height; the added edge is blank, and any ink there is still measured. Rasters that differ by more than one pixel in either dimension fail a mandatory check and score zero. The physical geometry check applies independently.</w:t>
       </w:r>
     </w:p>
     <w:p>
@@ -52,7 +52,7 @@
       <w:pPr/>
       <w:r>
         <w:rPr/>
-        <w:t xml:space="preserve">SSIM uses luminance 0.2126 R + 0.7152 G + 0.0722 B, non-overlapping 8 by 8 windows, smaller windows at page edges, population variance/covariance, C1 = 6.5025, and C2 = 58.5225. For each window, multiply (2 μr μc + C1) by (2 covariance + C2) and divide by (μr² + μc² + C1) × (variance_r + variance_c + C2). Average window values by pixel count. Preserve the raw mean and clamp it to zero through one for scoring. This is metric version 1, implemented in bench/metrics.py.</w:t>
+        <w:t xml:space="preserve">SSIM uses luminance 0.2126 R + 0.7152 G + 0.0722 B, non-overlapping 8 by 8 windows, smaller windows at page edges, population variance/covariance, C1 = 6.5025, and C2 = 58.5225. For each window, multiply (2 μr μc + C1) by (2 covariance + C2) and divide by (μr² + μc² + C1) × (variance_r + variance_c + C2). Average window values by pixel count. Preserve the raw mean and clamp it to zero through one for scoring. This is metric version 2, implemented in bench/metrics.py.</w:t>
       </w:r>
     </w:p>
     <w:p>

--- a/docs/SCORING.docx
+++ b/docs/SCORING.docx
@@ -16,6 +16,13 @@
       <w:r>
         <w:rPr/>
         <w:t xml:space="preserve">This benchmark compares the PDF delivered by a renderer with an immutable reference PDF. It reports a layout similarity score, mandatory correctness checks, and measured coverage together. A high layout score alone does not prove correct text, links, color, reading order, or every DOCX feature. The first track uses LibreOffice; Word scores require separately registered Word captures.</w:t>
+      </w:r>
+    </w:p>
+    <w:p>
+      <w:pPr/>
+      <w:r>
+        <w:rPr/>
+        <w:t xml:space="preserve">The comparison (redline) track has its own contract: authored document pairs, accept/reject round trips through two independent engines, validity, and declared structural assertions. It is described in docs/REDLINE.md and is not part of the PDF suite score.</w:t>
       </w:r>
     </w:p>
     <w:p>

--- a/docs/SCORING.docx
+++ b/docs/SCORING.docx
@@ -90,7 +90,7 @@
       <w:pPr/>
       <w:r>
         <w:rPr/>
-        <w:t xml:space="preserve">Mandatory checks cover conversion, artifact digests, page count, physical MediaBox and CropBox coordinates within 0.25 PDF points, rotation, raster dimensions, the full visible token inventory including duplicate counts (visible text excludes the invisible Unicode bidirectional formatting controls U+061C, U+200E, U+200F and U+202A–U+202E, U+2066–U+2069; every other character, including letters, punctuation, soft hyphens and zero-width spaces, still counts, and each normalized word keeps its raw extraction as evidence), declared font families, and each case's assertions. Physical box coordinates include UserUnit. Marker matching uses the same visible text and must be unique; ambiguity fails. Region assertion version 2 allows a declared 0.0001-point boundary tolerance for PDF coordinate serialization, about 0.000133 pixels at 96 DPI; version 1 retains exact boundaries. This does not shift or align rasters. Current assertions check named regions/page membership, markers sharing a page, and marker origins relative to the captured reference. The endnote origin uses 0.5-point tolerance and the reference page, so reference providers can use distinct endnote page layouts. Future link, reading order, precise baseline, and perceptual color assertions need explicit implementations and tests; they are not implied by this score.</w:t>
+        <w:t xml:space="preserve">Mandatory checks cover conversion, artifact digests, page count, physical MediaBox and CropBox coordinates within 0.25 PDF points, rotation, raster dimensions, the full visible token inventory including duplicate counts (visible text excludes the invisible Unicode bidirectional formatting controls U+061C, U+200E, U+200F and U+202A–U+202E, U+2066–U+2069; every other character, including letters, punctuation, soft hyphens and zero-width spaces, still counts, and each normalized word keeps its raw extraction as evidence), declared font families, and each case's assertions. Physical box coordinates include UserUnit. Marker matching uses the same visible text and must be unique; ambiguity fails. Region assertion version 2 allows a declared 0.0001-point boundary tolerance for PDF coordinate serialization, about 0.000133 pixels at 96 DPI; version 1 retains exact boundaries. This does not shift or align rasters. Current assertions check named regions/page membership, markers sharing a page, and marker origins relative to the captured reference. The endnote origin uses 0.5-point tolerance and the reference page, so reference providers can use distinct endnote page layouts. An assertion marked adjudicated: word records layout measured in Word reference PDFs that LibreOffice does not follow. It binds every candidate and every Word reference. It does not bind a LibreOffice capture, either when deciding a LibreOffice reference's eligibility or when LibreOffice is measured against a LibreOffice track as calibration, so that track stays complete and its calibration stays at 100 while other candidates are held to Word's layout. On such a case, a candidate that follows Word is compared with LibreOffice pages that hold different lines, which caps its raster score there. Future link, reading order, precise baseline, and perceptual color assertions need explicit implementations and tests; they are not implied by this score.</w:t>
       </w:r>
     </w:p>
     <w:p>
